--- a/backend/data/corpus/DOC-20240212-121.docx
+++ b/backend/data/corpus/DOC-20240212-121.docx
@@ -63,7 +63,7 @@
           <w:b/>
           <w:sz w:val="21"/>
         </w:rPr>
-        <w:t>Felicity Wycliffe, MD, Harborlight Epilepsy Center, Manchester, NH (RSM)</w:t>
+        <w:t>Anouk Oyelaran, MD, Marbury Neurological Care Center, Des Moines, IA (RSM)</w:t>
       </w:r>
     </w:p>
     <w:p>
@@ -71,7 +71,7 @@
         <w:rPr>
           <w:sz w:val="21"/>
         </w:rPr>
-        <w:t>&gt; Monitoring intervals during titration are set by clinic routine here rather than by protocol.</w:t>
+        <w:t>&gt; An unexpectedly long meeting between clinic blocks, first one this quarter.</w:t>
       </w:r>
     </w:p>
     <w:p>
@@ -79,7 +79,7 @@
         <w:rPr>
           <w:sz w:val="21"/>
         </w:rPr>
-        <w:t>&gt; Referenced a review that circulated on the service in passing.</w:t>
+        <w:t>&gt; Nothing actionable this visit this time. Asked about safety and confirmed nothing to report.</w:t>
       </w:r>
     </w:p>
     <w:p>
@@ -87,7 +87,7 @@
         <w:rPr>
           <w:sz w:val="21"/>
         </w:rPr>
-        <w:t>&gt; The practice lost a rotating resident and has not backfilled, so the new-patient backlog has stretched out.</w:t>
+        <w:t>&gt; Asked whether I had seen a guideline update discussed at journal club; I had not, and offered nothing in return.</w:t>
       </w:r>
     </w:p>
     <w:p>
@@ -103,7 +103,7 @@
           <w:b/>
           <w:sz w:val="21"/>
         </w:rPr>
-        <w:t>Gemma Lindenmuth, MD, Silver Creek Medical Group, Charleston, SC (RSM)</w:t>
+        <w:t>Renee Calloway, MD, Palmetto Neurology Associates, Charleston, SC (RSM)</w:t>
       </w:r>
     </w:p>
     <w:p>
@@ -111,7 +111,7 @@
         <w:rPr>
           <w:sz w:val="21"/>
         </w:rPr>
-        <w:t>&gt; The practice lost the clinic pharmacist and has not backfilled, so clinic throughput looks better than last year.</w:t>
+        <w:t>&gt; Caught a brief window by the scheduling desk between patients.</w:t>
       </w:r>
     </w:p>
     <w:p>
@@ -119,7 +119,111 @@
         <w:rPr>
           <w:sz w:val="21"/>
         </w:rPr>
-        <w:t>&gt; Titration habits came up in general terms; no specifics were discussed and none were offered.</w:t>
+        <w:t>&gt; Asked about my travel schedule, since visits keep landing on the busiest clinic days.</w:t>
+      </w:r>
+    </w:p>
+    <w:p>
+      <w:r>
+        <w:rPr>
+          <w:sz w:val="21"/>
+        </w:rPr>
+        <w:t>&gt; The practice lost a front-desk coordinator and has not backfilled, so routine follow-up slots keeps slipping.</w:t>
+      </w:r>
+    </w:p>
+    <w:p>
+      <w:r>
+        <w:rPr>
+          <w:sz w:val="21"/>
+        </w:rPr>
+        <w:t>&gt; Spent some time on newly referred patients and how workup decisions get sequenced.</w:t>
+      </w:r>
+    </w:p>
+    <w:p>
+      <w:r>
+        <w:rPr>
+          <w:sz w:val="21"/>
+        </w:rPr>
+      </w:r>
+    </w:p>
+    <w:p>
+      <w:r>
+        <w:rPr>
+          <w:b/>
+          <w:sz w:val="21"/>
+        </w:rPr>
+        <w:t>Dagmar Lindenmuth, MD, Alder Point Neurology Associates, Charleston, SC (AR)</w:t>
+      </w:r>
+    </w:p>
+    <w:p>
+      <w:r>
+        <w:rPr>
+          <w:sz w:val="21"/>
+        </w:rPr>
+        <w:t>&gt; The practice lost two medical assistants and has not backfilled, so the referral queue keeps slipping.</w:t>
+      </w:r>
+    </w:p>
+    <w:p>
+      <w:r>
+        <w:rPr>
+          <w:sz w:val="21"/>
+        </w:rPr>
+        <w:t>&gt; Coverage paperwork remains the slowest step, which came up as a general frustration.</w:t>
+      </w:r>
+    </w:p>
+    <w:p>
+      <w:r>
+        <w:rPr>
+          <w:sz w:val="21"/>
+        </w:rPr>
+        <w:t>&gt; Referral patterns into this clinic have changed, and newly referred patients is a bigger share than it was.</w:t>
+      </w:r>
+    </w:p>
+    <w:p>
+      <w:r>
+        <w:rPr>
+          <w:sz w:val="21"/>
+        </w:rPr>
+      </w:r>
+    </w:p>
+    <w:p>
+      <w:r>
+        <w:rPr>
+          <w:b/>
+          <w:sz w:val="21"/>
+        </w:rPr>
+        <w:t>Rohan Vasquez-Lund, MD, Ember Lake Medical Group, Omaha, NE (RSM)</w:t>
+      </w:r>
+    </w:p>
+    <w:p>
+      <w:r>
+        <w:rPr>
+          <w:sz w:val="21"/>
+        </w:rPr>
+        <w:t>&gt; Referral patterns into this clinic have changed, and long-standing patients is a bigger share than it was.</w:t>
+      </w:r>
+    </w:p>
+    <w:p>
+      <w:r>
+        <w:rPr>
+          <w:sz w:val="21"/>
+        </w:rPr>
+        <w:t>&gt; Onboarding one of the nurse practitioners is the current preoccupation here.</w:t>
+      </w:r>
+    </w:p>
+    <w:p>
+      <w:r>
+        <w:rPr>
+          <w:sz w:val="21"/>
+        </w:rPr>
+        <w:t>&gt; The new-patient backlog is slowly recovering since the summer, which shapes how much time there is for anything else.</w:t>
+      </w:r>
+    </w:p>
+    <w:p>
+      <w:r>
+        <w:rPr>
+          <w:sz w:val="21"/>
+        </w:rPr>
+        <w:t>&gt; Monitoring intervals during titration are set by clinic routine here rather than by protocol.</w:t>
       </w:r>
     </w:p>
     <w:p>
@@ -143,15 +247,7 @@
           <w:b/>
           <w:sz w:val="21"/>
         </w:rPr>
-        <w:t>Rosalind Dellacroix, MD, Lakeshore Neurological Care Center, Fort Wayne, IN (RSM)</w:t>
-      </w:r>
-    </w:p>
-    <w:p>
-      <w:r>
-        <w:rPr>
-          <w:sz w:val="21"/>
-        </w:rPr>
-        <w:t>&gt; An unhurried visit in the conference room; the schedule was tight.</w:t>
+        <w:t>Hannah Beaufort, MD, Silver Peak Clinic, Reno, NV (RSM)</w:t>
       </w:r>
     </w:p>
     <w:p>
@@ -167,7 +263,7 @@
         <w:rPr>
           <w:sz w:val="21"/>
         </w:rPr>
-        <w:t>&gt; Noted that formulary questions remains the slowest step and that this is not specific to any one product.</w:t>
+        <w:t>&gt; Coverage paperwork has improved somewhat, which came up as a general frustration.</w:t>
       </w:r>
     </w:p>
     <w:p>
@@ -175,15 +271,7 @@
         <w:rPr>
           <w:sz w:val="21"/>
         </w:rPr>
-        <w:t>&gt; Onboarding the epilepsy fellow is the current preoccupation here.</w:t>
-      </w:r>
-    </w:p>
-    <w:p>
-      <w:r>
-        <w:rPr>
-          <w:sz w:val="21"/>
-        </w:rPr>
-        <w:t>&gt; The practice lost the clinic pharmacist and has not backfilled, so the referral queue is slowly recovering.</w:t>
+        <w:t>&gt; The practice lost a front-desk coordinator and has not backfilled, so the new-patient backlog looks better than last year.</w:t>
       </w:r>
     </w:p>
     <w:p>
@@ -199,7 +287,7 @@
           <w:b/>
           <w:sz w:val="21"/>
         </w:rPr>
-        <w:t>Lukas Eastmond, MD, Thornfield Regional Epilepsy Program, Savannah, GA (RSM)</w:t>
+        <w:t>Saoirse Norrington, MD, Lakeshore Neurological Care Center, Akron, OH (AR)</w:t>
       </w:r>
     </w:p>
     <w:p>
@@ -207,7 +295,15 @@
         <w:rPr>
           <w:sz w:val="21"/>
         </w:rPr>
-        <w:t>&gt; Asked whether I would be at the meeting later this year.</w:t>
+        <w:t>&gt; Mostly small talk about the program and the venue.</w:t>
+      </w:r>
+    </w:p>
+    <w:p>
+      <w:r>
+        <w:rPr>
+          <w:sz w:val="21"/>
+        </w:rPr>
+        <w:t>&gt; Clinic throughput keeps slipping since the summer, which shapes how much time there is for anything else.</w:t>
       </w:r>
     </w:p>
     <w:p>
@@ -223,23 +319,7 @@
         <w:rPr>
           <w:sz w:val="21"/>
         </w:rPr>
-        <w:t>&gt; Mentioned a case series someone forwarded but did not raise any specific finding.</w:t>
-      </w:r>
-    </w:p>
-    <w:p>
-      <w:r>
-        <w:rPr>
-          <w:sz w:val="21"/>
-        </w:rPr>
-        <w:t>&gt; Referral patterns into this clinic have changed, and the surgical workup list is a bigger share than it was.</w:t>
-      </w:r>
-    </w:p>
-    <w:p>
-      <w:r>
-        <w:rPr>
-          <w:sz w:val="21"/>
-        </w:rPr>
-        <w:t>&gt; Talked through long-standing patients in general terms, without any specific case.</w:t>
+        <w:t>&gt; Asked whether I had seen a session summary from a colleague; I had not, and offered nothing in return.</w:t>
       </w:r>
     </w:p>
     <w:p>
@@ -255,7 +335,7 @@
           <w:b/>
           <w:sz w:val="21"/>
         </w:rPr>
-        <w:t>Sonali Eversholt, MD, Alder Point Neurology Associates, Fort Collins, CO (RSM)</w:t>
+        <w:t>Tobias Hollingsworth, MD, Copperfield Neurology Institute, Mobile, AL (RSM)</w:t>
       </w:r>
     </w:p>
     <w:p>
@@ -263,7 +343,7 @@
         <w:rPr>
           <w:sz w:val="21"/>
         </w:rPr>
-        <w:t>&gt; A brief visit between clinic blocks; the schedule was tight.</w:t>
+        <w:t>&gt; An unhurried conversation in the workroom, mostly logistics.</w:t>
       </w:r>
     </w:p>
     <w:p>
@@ -271,7 +351,7 @@
         <w:rPr>
           <w:sz w:val="21"/>
         </w:rPr>
-        <w:t>&gt; Spent some time on the refractory group and how workup decisions get sequenced.</w:t>
+        <w:t>&gt; Compared notes on which sessions were worth the time.</w:t>
       </w:r>
     </w:p>
     <w:p>
@@ -279,7 +359,111 @@
         <w:rPr>
           <w:sz w:val="21"/>
         </w:rPr>
-        <w:t>&gt; The travel schedule this year came up, and little else.</w:t>
+        <w:t>&gt; Referenced a review that circulated on the service in passing.</w:t>
+      </w:r>
+    </w:p>
+    <w:p>
+      <w:r>
+        <w:rPr>
+          <w:sz w:val="21"/>
+        </w:rPr>
+      </w:r>
+    </w:p>
+    <w:p>
+      <w:r>
+        <w:rPr>
+          <w:b/>
+          <w:sz w:val="21"/>
+        </w:rPr>
+        <w:t>Silvio Wycliffe, MD, Highmoor Health Neurology, Reno, NV (RSM)</w:t>
+      </w:r>
+    </w:p>
+    <w:p>
+      <w:r>
+        <w:rPr>
+          <w:sz w:val="21"/>
+        </w:rPr>
+        <w:t>&gt; Described a preference for slower titration in general, unrelated to any particular patient.</w:t>
+      </w:r>
+    </w:p>
+    <w:p>
+      <w:r>
+        <w:rPr>
+          <w:sz w:val="21"/>
+        </w:rPr>
+        <w:t>&gt; Noted that coverage paperwork has improved somewhat and that this is not specific to any one product.</w:t>
+      </w:r>
+    </w:p>
+    <w:p>
+      <w:r>
+        <w:rPr>
+          <w:sz w:val="21"/>
+        </w:rPr>
+        <w:t>&gt; Talked through newly referred patients in general terms, without any specific case.</w:t>
+      </w:r>
+    </w:p>
+    <w:p>
+      <w:r>
+        <w:rPr>
+          <w:sz w:val="21"/>
+        </w:rPr>
+        <w:t>&gt; The practice lost the epilepsy fellow and has not backfilled, so clinic throughput looks better than last year.</w:t>
+      </w:r>
+    </w:p>
+    <w:p>
+      <w:r>
+        <w:rPr>
+          <w:sz w:val="21"/>
+        </w:rPr>
+        <w:t>&gt; Referral patterns into this clinic have changed, and long-standing patients is a bigger share than it was.</w:t>
+      </w:r>
+    </w:p>
+    <w:p>
+      <w:r>
+        <w:rPr>
+          <w:sz w:val="21"/>
+        </w:rPr>
+      </w:r>
+    </w:p>
+    <w:p>
+      <w:r>
+        <w:rPr>
+          <w:b/>
+          <w:sz w:val="21"/>
+        </w:rPr>
+        <w:t>Yesenia Kirkpatrick, MD, Cedar Ridge Regional Epilepsy Program, Scranton, PA (AR)</w:t>
+      </w:r>
+    </w:p>
+    <w:p>
+      <w:r>
+        <w:rPr>
+          <w:sz w:val="21"/>
+        </w:rPr>
+        <w:t>&gt; A brief visit in the reading room; the schedule was tight.</w:t>
+      </w:r>
+    </w:p>
+    <w:p>
+      <w:r>
+        <w:rPr>
+          <w:sz w:val="21"/>
+        </w:rPr>
+        <w:t>&gt; The appeals process is handled by one person here, which came up as a general frustration.</w:t>
+      </w:r>
+    </w:p>
+    <w:p>
+      <w:r>
+        <w:rPr>
+          <w:sz w:val="21"/>
+        </w:rPr>
+        <w:t>&gt; The composition of the refractory group has shifted over the last year or two.</w:t>
+      </w:r>
+    </w:p>
+    <w:p>
+      <w:r>
+        <w:rPr>
+          <w:sz w:val="21"/>
+        </w:rPr>
+        <w:t>&gt; Titration habits came up in general terms; no specifics were discussed and none were offered.</w:t>
       </w:r>
     </w:p>
     <w:p>
@@ -303,7 +487,7 @@
           <w:b/>
           <w:sz w:val="21"/>
         </w:rPr>
-        <w:t>Dagmar Lindenmuth, MD, Alder Point Neurology Associates, Charleston, SC (AR)</w:t>
+        <w:t>Jaromir Cavanaugh, MD, Granite Bay Epilepsy Center, Burlington, VT (AR)</w:t>
       </w:r>
     </w:p>
     <w:p>
@@ -311,7 +495,7 @@
         <w:rPr>
           <w:sz w:val="21"/>
         </w:rPr>
-        <w:t>&gt; Referral patterns into this clinic have changed, and newly referred patients is a bigger share than it was.</w:t>
+        <w:t>&gt; A clipped visit in the corridor; the schedule was tight.</w:t>
       </w:r>
     </w:p>
     <w:p>
@@ -319,7 +503,7 @@
         <w:rPr>
           <w:sz w:val="21"/>
         </w:rPr>
-        <w:t>&gt; The travel schedule this year came up, and little else.</w:t>
+        <w:t>&gt; No materials requested this time. Asked about safety and confirmed nothing to report.</w:t>
       </w:r>
     </w:p>
     <w:p>
@@ -327,7 +511,7 @@
         <w:rPr>
           <w:sz w:val="21"/>
         </w:rPr>
-        <w:t>&gt; Most of the discussion was about the prior-authorization workflow, which is being piloted this quarter.</w:t>
+        <w:t>&gt; Benefit verification is the step that most often delays a start here.</w:t>
       </w:r>
     </w:p>
     <w:p>
@@ -335,15 +519,7 @@
         <w:rPr>
           <w:sz w:val="21"/>
         </w:rPr>
-      </w:r>
-    </w:p>
-    <w:p>
-      <w:r>
-        <w:rPr>
-          <w:b/>
-          <w:sz w:val="21"/>
-        </w:rPr>
-        <w:t>Caleb Munson, MD, Cedar Ridge Medical Group, Springfield, IL (AR)</w:t>
+        <w:t>&gt; Monitoring intervals during titration are set by clinic routine here rather than by protocol.</w:t>
       </w:r>
     </w:p>
     <w:p>
@@ -351,23 +527,7 @@
         <w:rPr>
           <w:sz w:val="21"/>
         </w:rPr>
-        <w:t>&gt; A brief visit at the nurses' station; the schedule was tight.</w:t>
-      </w:r>
-    </w:p>
-    <w:p>
-      <w:r>
-        <w:rPr>
-          <w:sz w:val="21"/>
-        </w:rPr>
-        <w:t>&gt; Most of the discussion was about the scheduling system, which changed again last month.</w:t>
-      </w:r>
-    </w:p>
-    <w:p>
-      <w:r>
-        <w:rPr>
-          <w:sz w:val="21"/>
-        </w:rPr>
-        <w:t>&gt; Left it at that, with a follow-up appointment to be scheduled.</w:t>
+        <w:t>&gt; Referral patterns into this clinic have changed, and long-standing patients is a bigger share than it was.</w:t>
       </w:r>
     </w:p>
     <w:p>
@@ -391,7 +551,7 @@
         <w:rPr>
           <w:sz w:val="21"/>
         </w:rPr>
-        <w:t>&gt; A short meeting in the shared office, first one this quarter.</w:t>
+        <w:t>&gt; An unexpectedly long visit in the reading room; the schedule was tight.</w:t>
       </w:r>
     </w:p>
     <w:p>
@@ -399,7 +559,7 @@
         <w:rPr>
           <w:sz w:val="21"/>
         </w:rPr>
-        <w:t>&gt; The composition of the refractory group has shifted over the last year or two.</w:t>
+        <w:t>&gt; Described how the older half of the panel is triaged now compared with before.</w:t>
       </w:r>
     </w:p>
     <w:p>
@@ -407,7 +567,15 @@
         <w:rPr>
           <w:sz w:val="21"/>
         </w:rPr>
-        <w:t>&gt; The new-patient backlog looks better than last year since the summer, which shapes how much time there is for anything else.</w:t>
+        <w:t>&gt; Benefit verification is the step that most often delays a start here.</w:t>
+      </w:r>
+    </w:p>
+    <w:p>
+      <w:r>
+        <w:rPr>
+          <w:sz w:val="21"/>
+        </w:rPr>
+        <w:t>&gt; Asked whether I had seen a review that circulated on the service; I had not, and offered nothing in return.</w:t>
       </w:r>
     </w:p>
     <w:p>
@@ -423,7 +591,7 @@
           <w:b/>
           <w:sz w:val="21"/>
         </w:rPr>
-        <w:t>Fabian Pemberton, MD, Lakeshore Neurological Care Center, Buffalo, NY (RSM)</w:t>
+        <w:t>Eloise Cavanaugh, MD, Marbury Neurological Care Center, Trenton, NJ (RSM)</w:t>
       </w:r>
     </w:p>
     <w:p>
@@ -431,7 +599,7 @@
         <w:rPr>
           <w:sz w:val="21"/>
         </w:rPr>
-        <w:t>&gt; Asked whether I had seen a guideline update discussed at journal club; I had not, and offered nothing in return.</w:t>
+        <w:t>&gt; Stopped by in the shared office for a compressed conversation.</w:t>
       </w:r>
     </w:p>
     <w:p>
@@ -439,7 +607,95 @@
         <w:rPr>
           <w:sz w:val="21"/>
         </w:rPr>
-        <w:t>&gt; The travel schedule this year came up, and little else.</w:t>
+        <w:t>&gt; Monitoring intervals during titration are set by clinic routine here rather than by protocol.</w:t>
+      </w:r>
+    </w:p>
+    <w:p>
+      <w:r>
+        <w:rPr>
+          <w:sz w:val="21"/>
+        </w:rPr>
+        <w:t>&gt; Referral patterns into this clinic have changed, and newly referred patients is a bigger share than it was.</w:t>
+      </w:r>
+    </w:p>
+    <w:p>
+      <w:r>
+        <w:rPr>
+          <w:sz w:val="21"/>
+        </w:rPr>
+        <w:t>&gt; Asked whether I had seen a review that circulated on the service; I had not, and offered nothing in return.</w:t>
+      </w:r>
+    </w:p>
+    <w:p>
+      <w:r>
+        <w:rPr>
+          <w:sz w:val="21"/>
+        </w:rPr>
+      </w:r>
+    </w:p>
+    <w:p>
+      <w:r>
+        <w:rPr>
+          <w:b/>
+          <w:sz w:val="21"/>
+        </w:rPr>
+        <w:t>Arvind Corliss, MD, Bluestem Comprehensive Epilepsy Clinic, Lakeland, FL (RSM)</w:t>
+      </w:r>
+    </w:p>
+    <w:p>
+      <w:r>
+        <w:rPr>
+          <w:sz w:val="21"/>
+        </w:rPr>
+        <w:t>&gt; Left it at that, with a follow-up appointment to be scheduled.</w:t>
+      </w:r>
+    </w:p>
+    <w:p>
+      <w:r>
+        <w:rPr>
+          <w:sz w:val="21"/>
+        </w:rPr>
+        <w:t>&gt; Titration scheduling is handled by nursing staff, which the practice finds workable.</w:t>
+      </w:r>
+    </w:p>
+    <w:p>
+      <w:r>
+        <w:rPr>
+          <w:sz w:val="21"/>
+        </w:rPr>
+        <w:t>&gt; Asked whether I would be at the meeting later this year.</w:t>
+      </w:r>
+    </w:p>
+    <w:p>
+      <w:r>
+        <w:rPr>
+          <w:sz w:val="21"/>
+        </w:rPr>
+      </w:r>
+    </w:p>
+    <w:p>
+      <w:r>
+        <w:rPr>
+          <w:b/>
+          <w:sz w:val="21"/>
+        </w:rPr>
+        <w:t>Cormac Grierson, MD, Palmetto Neurology Institute, Buffalo, NY (RSM)</w:t>
+      </w:r>
+    </w:p>
+    <w:p>
+      <w:r>
+        <w:rPr>
+          <w:sz w:val="21"/>
+        </w:rPr>
+        <w:t>&gt; A full meeting between clinic blocks, first one this quarter.</w:t>
+      </w:r>
+    </w:p>
+    <w:p>
+      <w:r>
+        <w:rPr>
+          <w:sz w:val="21"/>
+        </w:rPr>
+        <w:t>&gt; Mostly small talk about the program and the venue.</w:t>
       </w:r>
     </w:p>
     <w:p>
@@ -455,263 +711,7 @@
         <w:rPr>
           <w:sz w:val="21"/>
         </w:rPr>
-        <w:t>&gt; The composition of the surgical workup list has shifted over the last year or two.</w:t>
-      </w:r>
-    </w:p>
-    <w:p>
-      <w:r>
-        <w:rPr>
-          <w:sz w:val="21"/>
-        </w:rPr>
-        <w:t>&gt; Described how the surgical workup list is triaged now compared with before.</w:t>
-      </w:r>
-    </w:p>
-    <w:p>
-      <w:r>
-        <w:rPr>
-          <w:sz w:val="21"/>
-        </w:rPr>
-      </w:r>
-    </w:p>
-    <w:p>
-      <w:r>
-        <w:rPr>
-          <w:b/>
-          <w:sz w:val="21"/>
-        </w:rPr>
-        <w:t>Orla Wycliffe, MD, Highmoor Health Neurology, Little Rock, AR (RSM)</w:t>
-      </w:r>
-    </w:p>
-    <w:p>
-      <w:r>
-        <w:rPr>
-          <w:sz w:val="21"/>
-        </w:rPr>
-        <w:t>&gt; The scheduling system is still being sorted out, and that took up the first part of the conversation.</w:t>
-      </w:r>
-    </w:p>
-    <w:p>
-      <w:r>
-        <w:rPr>
-          <w:sz w:val="21"/>
-        </w:rPr>
-        <w:t>&gt; Described how the surgical workup list is triaged now compared with before.</w:t>
-      </w:r>
-    </w:p>
-    <w:p>
-      <w:r>
-        <w:rPr>
-          <w:sz w:val="21"/>
-        </w:rPr>
-        <w:t>&gt; Titration scheduling is handled by nursing staff, which the practice finds workable.</w:t>
-      </w:r>
-    </w:p>
-    <w:p>
-      <w:r>
-        <w:rPr>
-          <w:sz w:val="21"/>
-        </w:rPr>
-        <w:t>&gt; Compared notes on which sessions were worth the time.</w:t>
-      </w:r>
-    </w:p>
-    <w:p>
-      <w:r>
-        <w:rPr>
-          <w:sz w:val="21"/>
-        </w:rPr>
-      </w:r>
-    </w:p>
-    <w:p>
-      <w:r>
-        <w:rPr>
-          <w:b/>
-          <w:sz w:val="21"/>
-        </w:rPr>
-        <w:t>Mairead Sandoval-Reyes, MD, Willowmere Neuroscience Center, Chattanooga, TN (RSM)</w:t>
-      </w:r>
-    </w:p>
-    <w:p>
-      <w:r>
-        <w:rPr>
-          <w:sz w:val="21"/>
-        </w:rPr>
-        <w:t>&gt; Asked about my travel schedule, since visits keep landing on the busiest clinic days.</w:t>
-      </w:r>
-    </w:p>
-    <w:p>
-      <w:r>
-        <w:rPr>
-          <w:sz w:val="21"/>
-        </w:rPr>
-        <w:t>&gt; Described how the surgical workup list is triaged now compared with before.</w:t>
-      </w:r>
-    </w:p>
-    <w:p>
-      <w:r>
-        <w:rPr>
-          <w:sz w:val="21"/>
-        </w:rPr>
-        <w:t>&gt; The practice lost a front-desk coordinator and has not backfilled, so clinic throughput keeps slipping.</w:t>
-      </w:r>
-    </w:p>
-    <w:p>
-      <w:r>
-        <w:rPr>
-          <w:sz w:val="21"/>
-        </w:rPr>
-        <w:t>&gt; Titration scheduling is handled by nursing staff, which the practice finds workable.</w:t>
-      </w:r>
-    </w:p>
-    <w:p>
-      <w:r>
-        <w:rPr>
-          <w:sz w:val="21"/>
-        </w:rPr>
-        <w:t>&gt; Noted that benefit checks is handled by one person here and that this is not specific to any one product.</w:t>
-      </w:r>
-    </w:p>
-    <w:p>
-      <w:r>
-        <w:rPr>
-          <w:sz w:val="21"/>
-        </w:rPr>
-      </w:r>
-    </w:p>
-    <w:p>
-      <w:r>
-        <w:rPr>
-          <w:b/>
-          <w:sz w:val="21"/>
-        </w:rPr>
-        <w:t>Odalys Thistlewood, MD, Silver Creek Medical Group, Oakland, CA (RSM)</w:t>
-      </w:r>
-    </w:p>
-    <w:p>
-      <w:r>
-        <w:rPr>
-          <w:sz w:val="21"/>
-        </w:rPr>
-        <w:t>&gt; Stopped by in the reading room for a productive conversation.</w:t>
-      </w:r>
-    </w:p>
-    <w:p>
-      <w:r>
-        <w:rPr>
-          <w:sz w:val="21"/>
-        </w:rPr>
-        <w:t>&gt; Routine follow-up slots is slowly recovering since the summer, which shapes how much time there is for anything else.</w:t>
-      </w:r>
-    </w:p>
-    <w:p>
-      <w:r>
-        <w:rPr>
-          <w:sz w:val="21"/>
-        </w:rPr>
-        <w:t>&gt; The composition of newly referred patients has shifted over the last year or two.</w:t>
-      </w:r>
-    </w:p>
-    <w:p>
-      <w:r>
-        <w:rPr>
-          <w:sz w:val="21"/>
-        </w:rPr>
-      </w:r>
-    </w:p>
-    <w:p>
-      <w:r>
-        <w:rPr>
-          <w:b/>
-          <w:sz w:val="21"/>
-        </w:rPr>
-        <w:t>Yolanda Reyes, MD, Copper Mesa Neurology, Mesa, AZ (RSM)</w:t>
-      </w:r>
-    </w:p>
-    <w:p>
-      <w:r>
-        <w:rPr>
-          <w:sz w:val="21"/>
-        </w:rPr>
-        <w:t>&gt; The practice lost a rotating resident and has not backfilled, so the new-patient backlog keeps slipping.</w:t>
-      </w:r>
-    </w:p>
-    <w:p>
-      <w:r>
-        <w:rPr>
-          <w:sz w:val="21"/>
-        </w:rPr>
-        <w:t>&gt; Talked through the refractory group in general terms, without any specific case.</w:t>
-      </w:r>
-    </w:p>
-    <w:p>
-      <w:r>
-        <w:rPr>
-          <w:sz w:val="21"/>
-        </w:rPr>
-        <w:t>&gt; Titration habits came up in general terms; no specifics were discussed and none were offered.</w:t>
-      </w:r>
-    </w:p>
-    <w:p>
-      <w:r>
-        <w:rPr>
-          <w:sz w:val="21"/>
-        </w:rPr>
-        <w:t>&gt; Left it at that, with a call later this month to be scheduled.</w:t>
-      </w:r>
-    </w:p>
-    <w:p>
-      <w:r>
-        <w:rPr>
-          <w:sz w:val="21"/>
-        </w:rPr>
-      </w:r>
-    </w:p>
-    <w:p>
-      <w:r>
-        <w:rPr>
-          <w:b/>
-          <w:sz w:val="21"/>
-        </w:rPr>
-        <w:t>Quentin Lammermoor, MD, Riverstone Comprehensive Epilepsy Clinic, Boise, ID (AR)</w:t>
-      </w:r>
-    </w:p>
-    <w:p>
-      <w:r>
-        <w:rPr>
-          <w:sz w:val="21"/>
-        </w:rPr>
-        <w:t>&gt; Caught a short window in the shared office between patients.</w:t>
-      </w:r>
-    </w:p>
-    <w:p>
-      <w:r>
-        <w:rPr>
-          <w:sz w:val="21"/>
-        </w:rPr>
-        <w:t>&gt; Asked whether I had seen a review that circulated on the service; I had not, and offered nothing in return.</w:t>
-      </w:r>
-    </w:p>
-    <w:p>
-      <w:r>
-        <w:rPr>
-          <w:sz w:val="21"/>
-        </w:rPr>
-        <w:t>&gt; The travel schedule this year came up, and little else.</w:t>
-      </w:r>
-    </w:p>
-    <w:p>
-      <w:r>
-        <w:rPr>
-          <w:sz w:val="21"/>
-        </w:rPr>
-        <w:t>&gt; Benefit checks remains the slowest step, which came up as a general frustration.</w:t>
-      </w:r>
-    </w:p>
-    <w:p>
-      <w:r>
-        <w:rPr>
-          <w:sz w:val="21"/>
-        </w:rPr>
-        <w:t>&gt; Described how the refractory group is triaged now compared with before.</w:t>
+        <w:t>&gt; Onboarding a rotating resident is the current preoccupation here.</w:t>
       </w:r>
     </w:p>
     <w:p>
